--- a/entregables/apuntes/Apuntes_B1_Introduccion_Mecatronica.docx
+++ b/entregables/apuntes/Apuntes_B1_Introduccion_Mecatronica.docx
@@ -585,7 +585,7 @@
           <w:sz w:val="21"/>
           <w:szCs w:val="21"/>
         </w:rPr>
-        <w:t xml:space="preserve">Dato histórico del término: Yasakawa 1969, marca 1972, derechos liberados 1982 (De Silva et al., 2016, p. 10); subrayar que nació en la industria japonesa.</w:t>
+        <w:t xml:space="preserve">Dato histórico del término: Yaskawa 1969, marca 1972, derechos liberados 1982 (De Silva et al., 2016, p. 10); subrayar que nació en la industria japonesa.</w:t>
       </w:r>
     </w:p>
     <w:p>
@@ -850,7 +850,7 @@
           <w:sz w:val="22"/>
           <w:szCs w:val="22"/>
         </w:rPr>
-        <w:t xml:space="preserve">El término tiene partida de nacimiento: en 1969 Yasakawa Electric (Japón) fue la primera empresa en acuñar la palabra «mechatronics», obtuvo el registro de la marca en 1972 y liberó los derechos en 1982 (De Silva et al., 2016, p. 10). Vale la pena contar el contexto completo que da el libro: los sistemas electromecánicos, automóvil, máquina de escribir eléctrica, aeronave, ascensor, existían desde comienzos del siglo XX, pero no eran mecatrónicos por carecer de enfoque integrado; los avances que hicieron posible la mecatrónica fueron la ingeniería de control, que despegó «en gran medida a inicios de la década de 1950», y la computación digital impulsada por los circuitos integrados y los microprocesadores «a partir de finales de la década de 1960» (De Silva et al., 2016, p. 10).</w:t>
+        <w:t xml:space="preserve">El término tiene partida de nacimiento: en 1969 Yaskawa Electric (Japón) fue la primera empresa en acuñar la palabra «mechatronics», obtuvo el registro de la marca en 1972 y liberó los derechos en 1982 (De Silva et al., 2016, p. 10). Vale la pena contar el contexto completo que da el libro: los sistemas electromecánicos, automóvil, máquina de escribir eléctrica, aeronave, ascensor, existían desde comienzos del siglo XX, pero no eran mecatrónicos por carecer de enfoque integrado; los avances que hicieron posible la mecatrónica fueron la ingeniería de control, que despegó «en gran medida a inicios de la década de 1950», y la computación digital impulsada por los circuitos integrados y los microprocesadores «a partir de finales de la década de 1960» (De Silva et al., 2016, p. 10).</w:t>
       </w:r>
     </w:p>
     <w:tbl>
@@ -1695,7 +1695,7 @@
           <w:sz w:val="22"/>
           <w:szCs w:val="22"/>
         </w:rPr>
-        <w:t xml:space="preserve">El marco formal parte de un sistema electromecánico modelado como dos subsistemas unidos por un transformador de energía ideal (fig. 1.4; De Silva et al., 2016, pp. 5-6). Si el subsistema mecánico se diseña tratando al eléctrico como fuente fija de energía, y viceversa, cada uno alcanza por separado un óptimo aislado: el índice de diseño I-ue para el eléctrico y I-um para el mecánico, donde «el índice de diseño es una medida del grado en que el diseño particular satisface las especificaciones de diseño (objetivos de diseño)» (De Silva et al., 2016, p. 6). Al interconectar ambos subsistemas aparecen interacciones dinámicas y los objetivos se satisfacen a niveles inferiores, dados por los índices reales Ie e Im (p. 6).</w:t>
+        <w:t xml:space="preserve">El marco formal parte de un sistema electromecánico modelado como dos subsistemas unidos por un transformador de energía ideal (fig. 1.4; De Silva et al., 2016, pp. 5-6). Si el subsistema mecánico se diseña tratando al eléctrico como fuente fija de energía, y viceversa, cada uno alcanza por separado un óptimo aislado: el índice de diseño Iue para el eléctrico e Ium para el mecánico, donde «el índice de diseño es una medida del grado en que el diseño particular satisface las especificaciones de diseño (objetivos de diseño)» (De Silva et al., 2016, p. 6). Al interconectar ambos subsistemas aparecen interacciones dinámicas y los objetivos se satisfacen a niveles inferiores, dados por los índices reales Ie e Im (p. 6).</w:t>
       </w:r>
     </w:p>
     <w:p>
@@ -2008,7 +2008,7 @@
           <w:sz w:val="21"/>
           <w:szCs w:val="21"/>
         </w:rPr>
-        <w:t xml:space="preserve">Unimation Inc.: Devol y Engelberger se conocen en un cóctel en 1954; primera empresa de robótica, Danbury, Connecticut (Corke, 2023, p. 3).</w:t>
+        <w:t xml:space="preserve">Unimation Inc.: Devol y Engelberger se conocen en un cóctel en 1956; primera empresa de robótica, Danbury, Connecticut (Corke, 2023, p. 3).</w:t>
       </w:r>
     </w:p>
     <w:p>
@@ -2149,7 +2149,7 @@
           <w:sz w:val="21"/>
           <w:szCs w:val="21"/>
         </w:rPr>
-        <w:t xml:space="preserve">Definir sensores propioceptivos con sus tres ejemplos (ángulos articulares, revoluciones de rueda, corriente de motor) y exteroceptivos con los suyos (choque, GPS, brújula, tiempo de vuelo) (Corke, 2023, p. 8).</w:t>
+        <w:t xml:space="preserve">Definir sensores propioceptivos con sus tres ejemplos (ángulos articulares, revoluciones de rueda, corriente de motor) y exteroceptivos con los suyos (choque, GPS, brújula, tiempo de vuelo) (Corke, 2023, pp. 8-9).</w:t>
       </w:r>
     </w:p>
     <w:p>
@@ -2381,21 +2381,21 @@
           <w:sz w:val="22"/>
           <w:szCs w:val="22"/>
         </w:rPr>
-        <w:t xml:space="preserve">La palabra «robot» nace en el teatro: la obra checa de ciencia ficción R.U.R., Rossum's Universal Robots, de Karel Čapek, estrenada en 1920, con el término «roboti» sugerido por su hermano Josef, emparentado en checo con «servidumbre» (Corke, 2023, p. 2). Los robots de la obra son personas artificiales que acaban rebelándose, el molde de buena parte de la ciencia ficción posterior. Isaac Asimov exploró después la interacción humano-robot y su moralidad en su serie de relatos y novelas (1950-1985), cuyos robots llevan «cerebros positrónicos» que codifican las Tres Leyes de la Robótica (Corke, 2023, p. 4). Merece un minuto de aula: gran parte de lo que los estudiantes esperan de un robot viene de la ficción, no de la ingeniería (Corke, 2023, pp. 1-2).</w:t>
-      </w:r>
-    </w:p>
-    <w:p>
-      <w:pPr>
-        <w:spacing w:after="160" w:line="276"/>
-        <w:jc w:val="both"/>
-      </w:pPr>
-      <w:r>
-        <w:rPr>
-          <w:rFonts w:ascii="Calibri" w:cs="Calibri" w:eastAsia="Calibri" w:hAnsi="Calibri"/>
-          <w:sz w:val="22"/>
-          <w:szCs w:val="22"/>
-        </w:rPr>
-        <w:t xml:space="preserve">La robótica industrial real comienza con una patente: George C. Devol solicitó en 1954, concedida en 1961, la patente estadounidense 2.988.237, «Programmed Article Transfer», que describía un brazo de coordenadas polares sobre raíl cuyas secuencias de movimiento se almacenaban como patrones magnéticos en un tambor giratorio, introduciendo el concepto de «Universal Automation», contraído en «Unimation» (Corke, 2023, p. 2). Devol y Joseph Engelberger se conocieron en un cóctel en 1954 y fundaron Unimation Inc. en Danbury, Connecticut: la primera empresa de robótica del mundo (Corke, 2023, p. 3). El primer robot Unimate entró en servicio en 1961 en una planta de fundición a presión de General Motors en Nueva Jersey (Corke, 2023, p. 2). En 1968 Unimation licenció su tecnología a Kawasaki Heavy Industries, que produjo el primer robot industrial japonés (Corke, 2023, p. 3), el punto de partida del liderazgo japonés del sector, que enlaza con el nacimiento del término «mecatrónica» en Yasakawa un año después (De Silva et al., 2016, p. 10). Desde entonces se han fabricado millones de manipuladores para soldadura, pintura, carga y descarga de máquinas, montaje, clasificación, empaquetado y paletizado (Corke, 2023, p. 3).</w:t>
+        <w:t xml:space="preserve">La palabra «robot» nace en el teatro: la obra checa de ciencia ficción R.U.R., Rossum's Universal Robots, de Karel Čapek, publicada en 1920 y estrenada en 1921, con el término «roboti» sugerido por su hermano Josef, emparentado en checo con «servidumbre» (Corke, 2023, p. 2). Los robots de la obra son personas artificiales que acaban rebelándose, el molde de buena parte de la ciencia ficción posterior. Isaac Asimov exploró después la interacción humano-robot y su moralidad en su serie de relatos y novelas (1950-1985), cuyos robots llevan «cerebros positrónicos» que codifican las Tres Leyes de la Robótica (Corke, 2023, p. 4). Merece un minuto de aula: gran parte de lo que los estudiantes esperan de un robot viene de la ficción, no de la ingeniería (Corke, 2023, pp. 1-2).</w:t>
+      </w:r>
+    </w:p>
+    <w:p>
+      <w:pPr>
+        <w:spacing w:after="160" w:line="276"/>
+        <w:jc w:val="both"/>
+      </w:pPr>
+      <w:r>
+        <w:rPr>
+          <w:rFonts w:ascii="Calibri" w:cs="Calibri" w:eastAsia="Calibri" w:hAnsi="Calibri"/>
+          <w:sz w:val="22"/>
+          <w:szCs w:val="22"/>
+        </w:rPr>
+        <w:t xml:space="preserve">La robótica industrial real comienza con una patente: George C. Devol solicitó en 1954, concedida en 1961, la patente estadounidense 2.988.237, «Programmed Article Transfer», que describía un brazo de coordenadas polares sobre raíl cuyas secuencias de movimiento se almacenaban como patrones magnéticos en un tambor giratorio, introduciendo el concepto de «Universal Automation», contraído en «Unimation» (Corke, 2023, p. 2). Devol y Joseph Engelberger se conocieron en un cóctel en 1956 y fundaron Unimation Inc. en Danbury, Connecticut: la primera empresa de robótica del mundo (Corke, 2023, p. 3). El primer robot Unimate entró en servicio en 1961 en una planta de fundición a presión de General Motors en Nueva Jersey (Corke, 2023, p. 2). En 1968 Unimation licenció su tecnología a Kawasaki Heavy Industries, que produjo el primer robot industrial japonés (Corke, 2023, p. 3), el punto de partida del liderazgo japonés del sector, que enlaza con el nacimiento del término «mecatrónica» en Yaskawa un año después (De Silva et al., 2016, p. 10). Desde entonces se han fabricado millones de manipuladores para soldadura, pintura, carga y descarga de máquinas, montaje, clasificación, empaquetado y paletizado (Corke, 2023, p. 4).</w:t>
       </w:r>
     </w:p>
     <w:tbl>
@@ -3218,7 +3218,7 @@
           <w:sz w:val="22"/>
           <w:szCs w:val="22"/>
         </w:rPr>
-        <w:t xml:space="preserve">La votación a mano alzada es el instrumento más eficaz para hacer visible lo que de otro modo no se ve, que es el cambio de opinión. El guion de S4 ya la prescribe explícitamente para las dos afirmaciones del debate de ética, y la mecánica conviene respetarla al detalle: enunciar la afirmación en forma binaria, pedir que voten todos a la vez a una señal, a la vez, para que nadie mire la mano del vecino antes de levantar la suya, contar en voz alta y escribir el número en la pizarra sin comentarlo. Después se discute. Al terminar se vota otra vez y se escribe el segundo número al lado del primero. El resultado no importa; lo que importa es el delta, porque hace tangible que un argumento ha movido votos y, sobre todo, porque legitima públicamente el hecho de cambiar de opinión ante un dato, que es una competencia profesional y no una debilidad. La misma mecánica sirve para calibrar clasificaciones, el espectro de autonomía de S3 y S5, con la variante de votar con los dedos entre varias opciones numeradas. Si el delta sale nulo, no es un fracaso: se comenta en voz alta y se pregunta qué haría falta para mover un voto, que es una pregunta excelente.</w:t>
+        <w:t xml:space="preserve">La votación a mano alzada es el instrumento más eficaz para hacer visible lo que de otro modo no se ve, que es el cambio de opinión. El guion de S4 ya la prescribe explícitamente para las dos afirmaciones del debate de ética, y la mecánica conviene respetarla al detalle: enunciar la afirmación en forma binaria, pedir que voten todos a la vez a una señal, para que nadie mire la mano del vecino antes de levantar la suya, contar en voz alta y escribir el número en la pizarra sin comentarlo. Después se discute. Al terminar se vota otra vez y se escribe el segundo número al lado del primero. El resultado no importa; lo que importa es el delta, porque hace tangible que un argumento ha movido votos y, sobre todo, porque legitima públicamente el hecho de cambiar de opinión ante un dato, que es una competencia profesional y no una debilidad. La misma mecánica sirve para calibrar clasificaciones, el espectro de autonomía de S3 y S5, con la variante de votar con los dedos entre varias opciones numeradas. Si el delta sale nulo, no es un fracaso: se comenta en voz alta y se pregunta qué haría falta para mover un voto, que es una pregunta excelente.</w:t>
       </w:r>
     </w:p>
     <w:p>
@@ -4017,7 +4017,7 @@
           <w:sz w:val="22"/>
           <w:szCs w:val="22"/>
         </w:rPr>
-        <w:t xml:space="preserve">Son diez minutos exactos, del 25 al 35, y con tan poco margen el reparto tiene que estar decidido de antemano. De 25 a 26 se proyectan las dos afirmaciones que fija el guion y se vota a mano alzada cada una, con el recuento escrito en la pizarra y sin comentar nada. De 26 a 27, un minuto de trabajo en parejas con asignación cruzada: cada pareja prepara el mejor argumento a favor de la afirmación que no ha votado. Esa asignación cruzada es la maniobra clave de todo el debate, porque separa a la persona de la posición y desactiva de entrada el enfrentamiento personal, que es el riesgo real de estos diez minutos. De 27 a 32, cinco minutos de intervenciones alternando bandos, con el profesor anotando en dos columnas y sin valorar ninguna. De 32 a 33, el profesor aporta los datos y argumentos del libro que no hayan salido. De 33 a 34, segunda votación y anotación del delta junto al primer recuento. De 34 a 35, cierre con la posición del libro. Después viene el lanzamiento del seminario, que necesita sus quince minutos íntegros, de modo que aquí no hay margen para estirar.</w:t>
+        <w:t xml:space="preserve">Son diez minutos exactos, del 25 al 35, y con tan poco margen el reparto tiene que estar decidido de antemano. De 25 a 26 se proyectan las dos afirmaciones que fija el guion y se vota a mano alzada cada una, con el recuento escrito en la pizarra y sin comentar nada. De 26 a 27, un minuto de trabajo en parejas con asignación cruzada: cada pareja prepara el mejor argumento para la posición contraria a la que ha votado. Esa asignación cruzada es la maniobra clave de todo el debate, porque separa a la persona de la posición y desactiva de entrada el enfrentamiento personal, que es el riesgo real de estos diez minutos. De 27 a 32, cinco minutos de intervenciones alternando bandos, con el profesor anotando en dos columnas y sin valorar ninguna. De 32 a 33, el profesor aporta los datos y argumentos del libro que no hayan salido. De 33 a 34, segunda votación y anotación del delta junto al primer recuento. De 34 a 35, cierre con la posición del libro. Después viene el lanzamiento del seminario, que necesita sus quince minutos íntegros, de modo que aquí no hay margen para estirar.</w:t>
       </w:r>
     </w:p>
     <w:p>

--- a/entregables/apuntes/Apuntes_B1_Introduccion_Mecatronica.docx
+++ b/entregables/apuntes/Apuntes_B1_Introduccion_Mecatronica.docx
@@ -2381,7 +2381,7 @@
           <w:sz w:val="22"/>
           <w:szCs w:val="22"/>
         </w:rPr>
-        <w:t xml:space="preserve">La palabra «robot» nace en el teatro: la obra checa de ciencia ficción R.U.R., Rossum's Universal Robots, de Karel Čapek, publicada en 1920 y estrenada en 1921, con el término «roboti» sugerido por su hermano Josef, emparentado en checo con «servidumbre» (Corke, 2023, p. 2). Los robots de la obra son personas artificiales que acaban rebelándose, el molde de buena parte de la ciencia ficción posterior. Isaac Asimov exploró después la interacción humano-robot y su moralidad en su serie de relatos y novelas (1950-1985), cuyos robots llevan «cerebros positrónicos» que codifican las Tres Leyes de la Robótica (Corke, 2023, p. 4). Merece un minuto de aula: gran parte de lo que los estudiantes esperan de un robot viene de la ficción, no de la ingeniería (Corke, 2023, pp. 1-2).</w:t>
+        <w:t xml:space="preserve">La palabra «robot» nace en el teatro: la obra checa de ciencia ficción R.U.R., Rossum's Universal Robots, de Karel Čapek, publicada en 1920 y estrenada en 1921, con el término «roboti» sugerido por su hermano Josef, emparentado en checo con «servidumbre» (Corke, 2023, pp. 2-3). Los robots de la obra son personas artificiales que acaban rebelándose, el molde de buena parte de la ciencia ficción posterior. Isaac Asimov exploró después la interacción humano-robot y su moralidad en su serie de relatos y novelas (1950-1985), cuyos robots llevan «cerebros positrónicos» que codifican las Tres Leyes de la Robótica (Corke, 2023, p. 4). Merece un minuto de aula: gran parte de lo que los estudiantes esperan de un robot viene de la ficción, no de la ingeniería (Corke, 2023, pp. 1-2).</w:t>
       </w:r>
     </w:p>
     <w:p>
